--- a/중국어_대화문/6부_docx/6부_08화_배후_수사.docx
+++ b/중국어_대화문/6부_docx/6부_08화_배후_수사.docx
@@ -18,7 +18,7 @@
         <w:t>등장인물:</w:t>
       </w:r>
       <w:r>
-        <w:t xml:space="preserve"> 선즈위안 沈知远(45세, 정치국원·재정부장) / 청시 程曦(31세, 재정부장 판공실 비서, 입원 중) / 리위퉁 李雨桐(40세, 재정부장 판공실 참모) / 정치밍 郑启明(60세, 재정투명 전담 감사팀장) / 웨위 岳玉(26세, 감사팀 막내 감사원) / 량페이전 梁佩珍(60세, 정치국원·독립 사고조사조 독립 감독) / 웨이창펑 魏长风(59세, 정치국원) / 장리췬 蒋立群(60대 중반, 정치국원·과도기 회의 소집인) / 런수이 任澍(30대 후반, 정치국 회의 기록원) / 린 의사 林医生(50대, 창촨시 중심병원 주치의) / 메이뤄란 梅若兰(84세, 은퇴한 변호사협회 비서장, 전화 목소리) / 샹원산 项文山(60대 중반, 우슈전의 남편, 퇴직 중학교 교사)</w:t>
+        <w:t xml:space="preserve"> 선즈위안 沈知远(46세, 정치국원·재정부장) / 청시 程曦(32세, 재정부장 판공실 비서, 입원 중) / 리위퉁 李雨桐(41세, 재정부장 판공실 참모) / 정치밍 郑启明(60세, 재정투명 전담 감사팀장) / 웨위 岳玉(26세, 감사팀 막내 감사원) / 량페이전 梁佩珍(60세, 정치국원·독립 사고조사조 독립 감독) / 웨이창펑 魏长风(59세, 정치국원) / 장리췬 蒋立群(60대 중반, 정치국원·과도기 회의 소집인) / 런수이 任澍(30대 후반, 정치국 회의 기록원) / 린 의사 林医生(50대, 창촨시 중심병원 주치의) / 메이뤄란 梅若兰(84세, 은퇴한 변호사협회 비서장, 전화 목소리) / 샹원산 项文山(60대 중반, 우슈전의 남편, 퇴직 중학교 교사)</w:t>
       </w:r>
     </w:p>
     <w:p>
@@ -37,12 +37,12 @@
         <w:pStyle w:val="Heading2"/>
       </w:pPr>
       <w:r>
-        <w:t>장면 1 — 10월 19일(화) 아침 7시 40분, 재정부 별관 3층 집무실 — 第五期周报</w:t>
+        <w:t>장면 1 — 10월 19일(화) 아침 7시 40분, 북루 3층 집무실 — 第五期周报</w:t>
       </w:r>
     </w:p>
     <w:p>
       <w:r>
-        <w:t>(二〇三二年十月十九日，星期二，早上七点四十分。别馆三层，暖气还没有送，屋里有一点潮冷。办公桌上摊着两页纸，题目是《汉川隔膜厂事故独立调查组第五期周报（公开稿）》，纸角用一枚回形针别着，旁边是公开台账的值班本。窗台上那盆茉莉早已谢了，叶子还绿着。李雨桐站在桌边，手里端着一只保温杯，杯里是岳玉托人送来的陈皮水。)</w:t>
+        <w:t>(二〇三二年十月十九日，星期二，早上七点四十分。北楼三层，暖气还没有送，屋里有一点潮冷。办公桌上摊着两页纸，题目是《汉川隔膜厂事故独立调查组第五期周报（公开稿）》，纸角用一枚回形针别着，旁边是公开台账的值班本。窗台上那盆茉莉早已谢了，叶子还绿着。李雨桐站在桌边，手里端着一只保温杯，杯里是岳玉托人送来的陈皮水。)</w:t>
       </w:r>
     </w:p>
     <w:p>
@@ -792,7 +792,7 @@
         <w:t>沈知远:</w:t>
       </w:r>
       <w:r>
-        <w:t xml:space="preserve"> （念）“该账户二〇三二年度共处理往来四百一十二笔，涉及五十七个往来方；向云帆的转账与向澜渡的转账，属于同一账户的不同往来，目前没有证据证明系同一委托人，也没有证据证明不是。”</w:t>
+        <w:t xml:space="preserve"> （念）“该账户二〇三一年十二月至二〇三二年十月共处理往来四百一十二笔，涉及五十七个往来方；向云帆的转账与向澜渡的转账，属于同一账户的不同往来，目前没有证据证明系同一委托人，也没有证据证明不是。”</w:t>
       </w:r>
     </w:p>
     <w:p>
@@ -871,12 +871,12 @@
         <w:pStyle w:val="Heading2"/>
       </w:pPr>
       <w:r>
-        <w:t>장면 4 — 10월 27일(수) 밤 9시, 재정부 별관 집무실 — 内线里的梅姨</w:t>
+        <w:t>장면 4 — 10월 27일(수) 밤 9시, 북루 집무실 — 内线里的梅姨</w:t>
       </w:r>
     </w:p>
     <w:p>
       <w:r>
-        <w:t>(二〇三二年十月二十七日，星期三，夜里九点。别馆三层只有这一间亮着灯，台灯照着半张桌子。抽屉拉开了一条缝，里面是一叠没有寄出的信，最上面压着一只左边缺了口的旧茶杯。桌上的内线电话响了，是总机转来的，说有一位姓梅的老人，从长川打来。)</w:t>
+        <w:t>(二〇三二年十月二十七日，星期三，夜里九点。北楼三层只有这一间亮着灯，台灯照着半张桌子。抽屉拉开了一条缝，里面是一叠没有寄出的信，最上面压着一只左边缺了口的旧茶杯。桌上的内线电话响了，是总机转来的，说有一位姓梅的老人，从长川打来。)</w:t>
       </w:r>
     </w:p>
     <w:p>
@@ -1917,12 +1917,12 @@
         <w:pStyle w:val="Heading2"/>
       </w:pPr>
       <w:r>
-        <w:t>장면 8 — 11월 2일(화) 오전 10시, 재정부 별관 집무실 — 一份“建议方案”</w:t>
+        <w:t>장면 8 — 11월 2일(화) 오전 10시, 북루 집무실 — 一份“建议方案”</w:t>
       </w:r>
     </w:p>
     <w:p>
       <w:r>
-        <w:t>(十一月二日，星期二，上午十点。别馆三层的办公室，桌上摊着昨天会上发的那份纸本，已经被翻得发软。李雨桐站在桌前，手里拿着一页打印纸，抬头是“关于第七期周报的几点应对建议（草稿）”。郑启明坐在沙发上，膝盖上放着那只熟悉的黑色公文包，没有打开，眼睛下面有两圈青。)</w:t>
+        <w:t>(十一月二日，星期二，上午十点。北楼三层的办公室，桌上摊着昨天会上发的那份纸本，已经被翻得发软。李雨桐站在桌前，手里拿着一页打印纸，抬头是“关于第七期周报的几点应对建议（草稿）”。郑启明坐在沙发上，膝盖上放着那只熟悉的黑色公文包，没有打开，眼睛下面有两圈青。)</w:t>
       </w:r>
     </w:p>
     <w:p>
